--- a/cable_table.docx
+++ b/cable_table.docx
@@ -889,9 +889,9 @@
         <w:gridCol w:w="1128"/>
         <w:gridCol w:w="1128"/>
         <w:gridCol w:w="1129"/>
+        <w:gridCol w:w="1127"/>
         <w:gridCol w:w="1128"/>
-        <w:gridCol w:w="1128"/>
-        <w:gridCol w:w="1129"/>
+        <w:gridCol w:w="1130"/>
       </w:tblGrid>
       <w:tr>
         <w:trPr/>
@@ -1062,7 +1062,7 @@
         </w:tc>
         <w:tc>
           <w:tcPr>
-            <w:tcW w:w="1128" w:type="dxa"/>
+            <w:tcW w:w="1127" w:type="dxa"/>
             <w:tcBorders>
               <w:top w:val="thinThickLargeGap" w:sz="2" w:space="0" w:color="000000"/>
               <w:bottom w:val="thinThickLargeGap" w:sz="2" w:space="0" w:color="000000"/>
@@ -1106,19 +1106,13 @@
               <w:rPr>
                 <w:rtl w:val="true"/>
               </w:rPr>
-              <w:t>ח</w:t>
-            </w:r>
-            <w:r>
-              <w:rPr>
-                <w:rtl w:val="true"/>
-              </w:rPr>
-              <w:t>וט צהוב</w:t>
-            </w:r>
-          </w:p>
-        </w:tc>
-        <w:tc>
-          <w:tcPr>
-            <w:tcW w:w="1129" w:type="dxa"/>
+              <w:t>חוט צהוב</w:t>
+            </w:r>
+          </w:p>
+        </w:tc>
+        <w:tc>
+          <w:tcPr>
+            <w:tcW w:w="1130" w:type="dxa"/>
             <w:tcBorders>
               <w:top w:val="thinThickLargeGap" w:sz="2" w:space="0" w:color="000000"/>
               <w:bottom w:val="thinThickLargeGap" w:sz="2" w:space="0" w:color="000000"/>
@@ -1248,7 +1242,7 @@
         </w:tc>
         <w:tc>
           <w:tcPr>
-            <w:tcW w:w="1128" w:type="dxa"/>
+            <w:tcW w:w="1127" w:type="dxa"/>
             <w:tcBorders>
               <w:start w:val="thinThickLargeGap" w:sz="2" w:space="0" w:color="000000"/>
             </w:tcBorders>
@@ -1288,7 +1282,7 @@
         </w:tc>
         <w:tc>
           <w:tcPr>
-            <w:tcW w:w="1129" w:type="dxa"/>
+            <w:tcW w:w="1130" w:type="dxa"/>
             <w:tcBorders>
               <w:end w:val="thinThickLargeGap" w:sz="2" w:space="0" w:color="000000"/>
             </w:tcBorders>
@@ -1413,7 +1407,7 @@
         </w:tc>
         <w:tc>
           <w:tcPr>
-            <w:tcW w:w="1128" w:type="dxa"/>
+            <w:tcW w:w="1127" w:type="dxa"/>
             <w:tcBorders>
               <w:start w:val="thinThickLargeGap" w:sz="2" w:space="0" w:color="000000"/>
             </w:tcBorders>
@@ -1453,7 +1447,7 @@
         </w:tc>
         <w:tc>
           <w:tcPr>
-            <w:tcW w:w="1129" w:type="dxa"/>
+            <w:tcW w:w="1130" w:type="dxa"/>
             <w:tcBorders>
               <w:end w:val="thinThickLargeGap" w:sz="2" w:space="0" w:color="000000"/>
             </w:tcBorders>
@@ -1578,7 +1572,7 @@
         </w:tc>
         <w:tc>
           <w:tcPr>
-            <w:tcW w:w="1128" w:type="dxa"/>
+            <w:tcW w:w="1127" w:type="dxa"/>
             <w:tcBorders>
               <w:start w:val="thinThickLargeGap" w:sz="2" w:space="0" w:color="000000"/>
             </w:tcBorders>
@@ -1618,7 +1612,7 @@
         </w:tc>
         <w:tc>
           <w:tcPr>
-            <w:tcW w:w="1129" w:type="dxa"/>
+            <w:tcW w:w="1130" w:type="dxa"/>
             <w:tcBorders>
               <w:end w:val="thinThickLargeGap" w:sz="2" w:space="0" w:color="000000"/>
             </w:tcBorders>
@@ -1746,7 +1740,7 @@
         </w:tc>
         <w:tc>
           <w:tcPr>
-            <w:tcW w:w="1128" w:type="dxa"/>
+            <w:tcW w:w="1127" w:type="dxa"/>
             <w:tcBorders>
               <w:start w:val="thinThickLargeGap" w:sz="2" w:space="0" w:color="000000"/>
             </w:tcBorders>
@@ -1786,7 +1780,7 @@
         </w:tc>
         <w:tc>
           <w:tcPr>
-            <w:tcW w:w="1129" w:type="dxa"/>
+            <w:tcW w:w="1130" w:type="dxa"/>
             <w:tcBorders>
               <w:end w:val="thinThickLargeGap" w:sz="2" w:space="0" w:color="000000"/>
             </w:tcBorders>
@@ -1911,7 +1905,7 @@
         </w:tc>
         <w:tc>
           <w:tcPr>
-            <w:tcW w:w="1128" w:type="dxa"/>
+            <w:tcW w:w="1127" w:type="dxa"/>
             <w:tcBorders>
               <w:start w:val="thinThickLargeGap" w:sz="2" w:space="0" w:color="000000"/>
             </w:tcBorders>
@@ -1951,7 +1945,7 @@
         </w:tc>
         <w:tc>
           <w:tcPr>
-            <w:tcW w:w="1129" w:type="dxa"/>
+            <w:tcW w:w="1130" w:type="dxa"/>
             <w:tcBorders>
               <w:end w:val="thinThickLargeGap" w:sz="2" w:space="0" w:color="000000"/>
             </w:tcBorders>
@@ -2076,7 +2070,7 @@
         </w:tc>
         <w:tc>
           <w:tcPr>
-            <w:tcW w:w="1128" w:type="dxa"/>
+            <w:tcW w:w="1127" w:type="dxa"/>
             <w:tcBorders>
               <w:start w:val="thinThickLargeGap" w:sz="2" w:space="0" w:color="000000"/>
             </w:tcBorders>
@@ -2116,7 +2110,7 @@
         </w:tc>
         <w:tc>
           <w:tcPr>
-            <w:tcW w:w="1129" w:type="dxa"/>
+            <w:tcW w:w="1130" w:type="dxa"/>
             <w:tcBorders>
               <w:end w:val="thinThickLargeGap" w:sz="2" w:space="0" w:color="000000"/>
             </w:tcBorders>
@@ -2243,7 +2237,7 @@
         </w:tc>
         <w:tc>
           <w:tcPr>
-            <w:tcW w:w="1128" w:type="dxa"/>
+            <w:tcW w:w="1127" w:type="dxa"/>
             <w:tcBorders>
               <w:start w:val="thinThickLargeGap" w:sz="2" w:space="0" w:color="000000"/>
             </w:tcBorders>
@@ -2283,7 +2277,7 @@
         </w:tc>
         <w:tc>
           <w:tcPr>
-            <w:tcW w:w="1129" w:type="dxa"/>
+            <w:tcW w:w="1130" w:type="dxa"/>
             <w:tcBorders>
               <w:end w:val="thinThickLargeGap" w:sz="2" w:space="0" w:color="000000"/>
             </w:tcBorders>
@@ -2415,7 +2409,7 @@
         </w:tc>
         <w:tc>
           <w:tcPr>
-            <w:tcW w:w="1128" w:type="dxa"/>
+            <w:tcW w:w="1127" w:type="dxa"/>
             <w:tcBorders>
               <w:start w:val="thinThickLargeGap" w:sz="2" w:space="0" w:color="000000"/>
               <w:bottom w:val="thinThickLargeGap" w:sz="2" w:space="0" w:color="000000"/>
@@ -2458,7 +2452,7 @@
         </w:tc>
         <w:tc>
           <w:tcPr>
-            <w:tcW w:w="1129" w:type="dxa"/>
+            <w:tcW w:w="1130" w:type="dxa"/>
             <w:tcBorders>
               <w:bottom w:val="thinThickLargeGap" w:sz="2" w:space="0" w:color="000000"/>
               <w:end w:val="thinThickLargeGap" w:sz="2" w:space="0" w:color="000000"/>
@@ -2533,7 +2527,7 @@
   <w:docDefaults>
     <w:rPrDefault>
       <w:rPr>
-        <w:rFonts w:ascii="Aptos" w:hAnsi="Aptos" w:eastAsia="Aptos" w:cs="Arial" w:asciiTheme="minorHAnsi" w:cstheme="minorBidi" w:eastAsiaTheme="minorHAnsi" w:hAnsiTheme="minorHAnsi"/>
+        <w:rFonts w:ascii="Aptos" w:hAnsi="Aptos" w:eastAsia="Aptos" w:cs="" w:asciiTheme="minorHAnsi" w:cstheme="minorBidi" w:eastAsiaTheme="minorHAnsi" w:hAnsiTheme="minorHAnsi"/>
         <w:kern w:val="2"/>
         <w:sz w:val="24"/>
         <w:szCs w:val="24"/>
@@ -2930,12 +2924,13 @@
     <w:qFormat/>
     <w:pPr>
       <w:widowControl/>
+      <w:suppressAutoHyphens w:val="true"/>
       <w:bidi w:val="0"/>
       <w:spacing w:lineRule="auto" w:line="278" w:before="0" w:after="160"/>
       <w:jc w:val="start"/>
     </w:pPr>
     <w:rPr>
-      <w:rFonts w:ascii="Aptos" w:hAnsi="Aptos" w:eastAsia="Aptos" w:cs="Arial" w:asciiTheme="minorHAnsi" w:cstheme="minorBidi" w:eastAsiaTheme="minorHAnsi" w:hAnsiTheme="minorHAnsi"/>
+      <w:rFonts w:ascii="Aptos" w:hAnsi="Aptos" w:eastAsia="Aptos" w:cs="" w:asciiTheme="minorHAnsi" w:cstheme="minorBidi" w:eastAsiaTheme="minorHAnsi" w:hAnsiTheme="minorHAnsi"/>
       <w:color w:val="auto"/>
       <w:kern w:val="2"/>
       <w:sz w:val="24"/>
@@ -2959,7 +2954,7 @@
       <w:outlineLvl w:val="0"/>
     </w:pPr>
     <w:rPr>
-      <w:rFonts w:ascii="Aptos Display" w:hAnsi="Aptos Display" w:eastAsia="" w:cs="Times New Roman" w:asciiTheme="majorHAnsi" w:cstheme="majorBidi" w:eastAsiaTheme="majorEastAsia" w:hAnsiTheme="majorHAnsi"/>
+      <w:rFonts w:ascii="Aptos Display" w:hAnsi="Aptos Display" w:eastAsia="" w:cs="" w:asciiTheme="majorHAnsi" w:cstheme="majorBidi" w:eastAsiaTheme="majorEastAsia" w:hAnsiTheme="majorHAnsi"/>
       <w:color w:themeColor="accent1" w:themeShade="bf" w:val="0F4761"/>
       <w:sz w:val="40"/>
       <w:szCs w:val="40"/>
@@ -2982,7 +2977,7 @@
       <w:outlineLvl w:val="1"/>
     </w:pPr>
     <w:rPr>
-      <w:rFonts w:ascii="Aptos Display" w:hAnsi="Aptos Display" w:eastAsia="" w:cs="Times New Roman" w:asciiTheme="majorHAnsi" w:cstheme="majorBidi" w:eastAsiaTheme="majorEastAsia" w:hAnsiTheme="majorHAnsi"/>
+      <w:rFonts w:ascii="Aptos Display" w:hAnsi="Aptos Display" w:eastAsia="" w:cs="" w:asciiTheme="majorHAnsi" w:cstheme="majorBidi" w:eastAsiaTheme="majorEastAsia" w:hAnsiTheme="majorHAnsi"/>
       <w:color w:themeColor="accent1" w:themeShade="bf" w:val="0F4761"/>
       <w:sz w:val="32"/>
       <w:szCs w:val="32"/>
@@ -3005,7 +3000,7 @@
       <w:outlineLvl w:val="2"/>
     </w:pPr>
     <w:rPr>
-      <w:rFonts w:eastAsia="" w:cs="Times New Roman" w:cstheme="majorBidi" w:eastAsiaTheme="majorEastAsia"/>
+      <w:rFonts w:eastAsia="" w:cs="" w:cstheme="majorBidi" w:eastAsiaTheme="majorEastAsia"/>
       <w:color w:themeColor="accent1" w:themeShade="bf" w:val="0F4761"/>
       <w:sz w:val="28"/>
       <w:szCs w:val="28"/>
@@ -3028,7 +3023,7 @@
       <w:outlineLvl w:val="3"/>
     </w:pPr>
     <w:rPr>
-      <w:rFonts w:eastAsia="" w:cs="Times New Roman" w:cstheme="majorBidi" w:eastAsiaTheme="majorEastAsia"/>
+      <w:rFonts w:eastAsia="" w:cs="" w:cstheme="majorBidi" w:eastAsiaTheme="majorEastAsia"/>
       <w:i/>
       <w:iCs/>
       <w:color w:themeColor="accent1" w:themeShade="bf" w:val="0F4761"/>
@@ -3051,7 +3046,7 @@
       <w:outlineLvl w:val="4"/>
     </w:pPr>
     <w:rPr>
-      <w:rFonts w:eastAsia="" w:cs="Times New Roman" w:cstheme="majorBidi" w:eastAsiaTheme="majorEastAsia"/>
+      <w:rFonts w:eastAsia="" w:cs="" w:cstheme="majorBidi" w:eastAsiaTheme="majorEastAsia"/>
       <w:color w:themeColor="accent1" w:themeShade="bf" w:val="0F4761"/>
     </w:rPr>
   </w:style>
@@ -3072,7 +3067,7 @@
       <w:outlineLvl w:val="5"/>
     </w:pPr>
     <w:rPr>
-      <w:rFonts w:eastAsia="" w:cs="Times New Roman" w:cstheme="majorBidi" w:eastAsiaTheme="majorEastAsia"/>
+      <w:rFonts w:eastAsia="" w:cs="" w:cstheme="majorBidi" w:eastAsiaTheme="majorEastAsia"/>
       <w:i/>
       <w:iCs/>
       <w:color w:themeColor="text1" w:themeTint="a6" w:val="595959"/>
@@ -3095,7 +3090,7 @@
       <w:outlineLvl w:val="6"/>
     </w:pPr>
     <w:rPr>
-      <w:rFonts w:eastAsia="" w:cs="Times New Roman" w:cstheme="majorBidi" w:eastAsiaTheme="majorEastAsia"/>
+      <w:rFonts w:eastAsia="" w:cs="" w:cstheme="majorBidi" w:eastAsiaTheme="majorEastAsia"/>
       <w:color w:themeColor="text1" w:themeTint="a6" w:val="595959"/>
     </w:rPr>
   </w:style>
@@ -3116,7 +3111,7 @@
       <w:outlineLvl w:val="7"/>
     </w:pPr>
     <w:rPr>
-      <w:rFonts w:eastAsia="" w:cs="Times New Roman" w:cstheme="majorBidi" w:eastAsiaTheme="majorEastAsia"/>
+      <w:rFonts w:eastAsia="" w:cs="" w:cstheme="majorBidi" w:eastAsiaTheme="majorEastAsia"/>
       <w:i/>
       <w:iCs/>
       <w:color w:themeColor="text1" w:themeTint="d8" w:val="272727"/>
@@ -3139,7 +3134,7 @@
       <w:outlineLvl w:val="8"/>
     </w:pPr>
     <w:rPr>
-      <w:rFonts w:eastAsia="" w:cs="Times New Roman" w:cstheme="majorBidi" w:eastAsiaTheme="majorEastAsia"/>
+      <w:rFonts w:eastAsia="" w:cs="" w:cstheme="majorBidi" w:eastAsiaTheme="majorEastAsia"/>
       <w:color w:themeColor="text1" w:themeTint="d8" w:val="272727"/>
     </w:rPr>
   </w:style>
@@ -3159,7 +3154,7 @@
     <w:qFormat/>
     <w:rsid w:val="00532aad"/>
     <w:rPr>
-      <w:rFonts w:ascii="Aptos Display" w:hAnsi="Aptos Display" w:eastAsia="" w:cs="Times New Roman" w:asciiTheme="majorHAnsi" w:cstheme="majorBidi" w:eastAsiaTheme="majorEastAsia" w:hAnsiTheme="majorHAnsi"/>
+      <w:rFonts w:ascii="Aptos Display" w:hAnsi="Aptos Display" w:eastAsia="" w:cs="" w:asciiTheme="majorHAnsi" w:cstheme="majorBidi" w:eastAsiaTheme="majorEastAsia" w:hAnsiTheme="majorHAnsi"/>
       <w:color w:themeColor="accent1" w:themeShade="bf" w:val="0F4761"/>
       <w:sz w:val="40"/>
       <w:szCs w:val="40"/>
@@ -3174,7 +3169,7 @@
     <w:qFormat/>
     <w:rsid w:val="00532aad"/>
     <w:rPr>
-      <w:rFonts w:ascii="Aptos Display" w:hAnsi="Aptos Display" w:eastAsia="" w:cs="Times New Roman" w:asciiTheme="majorHAnsi" w:cstheme="majorBidi" w:eastAsiaTheme="majorEastAsia" w:hAnsiTheme="majorHAnsi"/>
+      <w:rFonts w:ascii="Aptos Display" w:hAnsi="Aptos Display" w:eastAsia="" w:cs="" w:asciiTheme="majorHAnsi" w:cstheme="majorBidi" w:eastAsiaTheme="majorEastAsia" w:hAnsiTheme="majorHAnsi"/>
       <w:color w:themeColor="accent1" w:themeShade="bf" w:val="0F4761"/>
       <w:sz w:val="32"/>
       <w:szCs w:val="32"/>
@@ -3189,7 +3184,7 @@
     <w:qFormat/>
     <w:rsid w:val="00532aad"/>
     <w:rPr>
-      <w:rFonts w:eastAsia="" w:cs="Times New Roman" w:cstheme="majorBidi" w:eastAsiaTheme="majorEastAsia"/>
+      <w:rFonts w:eastAsia="" w:cs="" w:cstheme="majorBidi" w:eastAsiaTheme="majorEastAsia"/>
       <w:color w:themeColor="accent1" w:themeShade="bf" w:val="0F4761"/>
       <w:sz w:val="28"/>
       <w:szCs w:val="28"/>
@@ -3204,7 +3199,7 @@
     <w:qFormat/>
     <w:rsid w:val="00532aad"/>
     <w:rPr>
-      <w:rFonts w:eastAsia="" w:cs="Times New Roman" w:cstheme="majorBidi" w:eastAsiaTheme="majorEastAsia"/>
+      <w:rFonts w:eastAsia="" w:cs="" w:cstheme="majorBidi" w:eastAsiaTheme="majorEastAsia"/>
       <w:i/>
       <w:iCs/>
       <w:color w:themeColor="accent1" w:themeShade="bf" w:val="0F4761"/>
@@ -3219,7 +3214,7 @@
     <w:qFormat/>
     <w:rsid w:val="00532aad"/>
     <w:rPr>
-      <w:rFonts w:eastAsia="" w:cs="Times New Roman" w:cstheme="majorBidi" w:eastAsiaTheme="majorEastAsia"/>
+      <w:rFonts w:eastAsia="" w:cs="" w:cstheme="majorBidi" w:eastAsiaTheme="majorEastAsia"/>
       <w:color w:themeColor="accent1" w:themeShade="bf" w:val="0F4761"/>
     </w:rPr>
   </w:style>
@@ -3232,7 +3227,7 @@
     <w:qFormat/>
     <w:rsid w:val="00532aad"/>
     <w:rPr>
-      <w:rFonts w:eastAsia="" w:cs="Times New Roman" w:cstheme="majorBidi" w:eastAsiaTheme="majorEastAsia"/>
+      <w:rFonts w:eastAsia="" w:cs="" w:cstheme="majorBidi" w:eastAsiaTheme="majorEastAsia"/>
       <w:i/>
       <w:iCs/>
       <w:color w:themeColor="text1" w:themeTint="a6" w:val="595959"/>
@@ -3247,7 +3242,7 @@
     <w:qFormat/>
     <w:rsid w:val="00532aad"/>
     <w:rPr>
-      <w:rFonts w:eastAsia="" w:cs="Times New Roman" w:cstheme="majorBidi" w:eastAsiaTheme="majorEastAsia"/>
+      <w:rFonts w:eastAsia="" w:cs="" w:cstheme="majorBidi" w:eastAsiaTheme="majorEastAsia"/>
       <w:color w:themeColor="text1" w:themeTint="a6" w:val="595959"/>
     </w:rPr>
   </w:style>
@@ -3260,7 +3255,7 @@
     <w:qFormat/>
     <w:rsid w:val="00532aad"/>
     <w:rPr>
-      <w:rFonts w:eastAsia="" w:cs="Times New Roman" w:cstheme="majorBidi" w:eastAsiaTheme="majorEastAsia"/>
+      <w:rFonts w:eastAsia="" w:cs="" w:cstheme="majorBidi" w:eastAsiaTheme="majorEastAsia"/>
       <w:i/>
       <w:iCs/>
       <w:color w:themeColor="text1" w:themeTint="d8" w:val="272727"/>
@@ -3275,7 +3270,7 @@
     <w:qFormat/>
     <w:rsid w:val="00532aad"/>
     <w:rPr>
-      <w:rFonts w:eastAsia="" w:cs="Times New Roman" w:cstheme="majorBidi" w:eastAsiaTheme="majorEastAsia"/>
+      <w:rFonts w:eastAsia="" w:cs="" w:cstheme="majorBidi" w:eastAsiaTheme="majorEastAsia"/>
       <w:color w:themeColor="text1" w:themeTint="d8" w:val="272727"/>
     </w:rPr>
   </w:style>
@@ -3287,7 +3282,7 @@
     <w:qFormat/>
     <w:rsid w:val="00532aad"/>
     <w:rPr>
-      <w:rFonts w:ascii="Aptos Display" w:hAnsi="Aptos Display" w:eastAsia="" w:cs="Times New Roman" w:asciiTheme="majorHAnsi" w:cstheme="majorBidi" w:eastAsiaTheme="majorEastAsia" w:hAnsiTheme="majorHAnsi"/>
+      <w:rFonts w:ascii="Aptos Display" w:hAnsi="Aptos Display" w:eastAsia="" w:cs="" w:asciiTheme="majorHAnsi" w:cstheme="majorBidi" w:eastAsiaTheme="majorEastAsia" w:hAnsiTheme="majorHAnsi"/>
       <w:spacing w:val="-10"/>
       <w:kern w:val="2"/>
       <w:sz w:val="56"/>
@@ -3302,7 +3297,7 @@
     <w:qFormat/>
     <w:rsid w:val="00532aad"/>
     <w:rPr>
-      <w:rFonts w:eastAsia="" w:cs="Times New Roman" w:cstheme="majorBidi" w:eastAsiaTheme="majorEastAsia"/>
+      <w:rFonts w:eastAsia="" w:cs="" w:cstheme="majorBidi" w:eastAsiaTheme="majorEastAsia"/>
       <w:color w:themeColor="text1" w:themeTint="a6" w:val="595959"/>
       <w:spacing w:val="15"/>
       <w:sz w:val="28"/>
@@ -3437,7 +3432,7 @@
       <w:contextualSpacing/>
     </w:pPr>
     <w:rPr>
-      <w:rFonts w:ascii="Aptos Display" w:hAnsi="Aptos Display" w:eastAsia="" w:cs="Times New Roman" w:asciiTheme="majorHAnsi" w:cstheme="majorBidi" w:eastAsiaTheme="majorEastAsia" w:hAnsiTheme="majorHAnsi"/>
+      <w:rFonts w:ascii="Aptos Display" w:hAnsi="Aptos Display" w:eastAsia="" w:cs="" w:asciiTheme="majorHAnsi" w:cstheme="majorBidi" w:eastAsiaTheme="majorEastAsia" w:hAnsiTheme="majorHAnsi"/>
       <w:spacing w:val="-10"/>
       <w:kern w:val="2"/>
       <w:sz w:val="56"/>
@@ -3454,7 +3449,7 @@
     <w:rsid w:val="00532aad"/>
     <w:pPr/>
     <w:rPr>
-      <w:rFonts w:eastAsia="" w:cs="Times New Roman" w:cstheme="majorBidi" w:eastAsiaTheme="majorEastAsia"/>
+      <w:rFonts w:eastAsia="" w:cs="" w:cstheme="majorBidi" w:eastAsiaTheme="majorEastAsia"/>
       <w:color w:themeColor="text1" w:themeTint="a6" w:val="595959"/>
       <w:spacing w:val="15"/>
       <w:sz w:val="28"/>
